--- a/Course/1 Component 1 - Computer Systems/1.2 Software and Software Development/1.2.3 Software Development/2 Revision Notes (editable).docx
+++ b/Course/1 Component 1 - Computer Systems/1.2 Software and Software Development/1.2.3 Software Development/2 Revision Notes (editable).docx
@@ -7,12 +7,17 @@
         <w:pStyle w:val="Heading1"/>
       </w:pPr>
       <w:r>
+        <w:rPr>
+          <w:b w:val="0"/>
+          <w:i w:val="0"/>
+        </w:rPr>
         <w:t>Revision — 1.2.3 Software Development</w:t>
       </w:r>
     </w:p>
     <w:p>
       <w:r>
         <w:rPr>
+          <w:b w:val="0"/>
           <w:i/>
         </w:rPr>
         <w:t>OCR H446 — one-page revision summary</w:t>
@@ -23,6 +28,10 @@
         <w:pStyle w:val="Heading2"/>
       </w:pPr>
       <w:r>
+        <w:rPr>
+          <w:b w:val="0"/>
+          <w:i w:val="0"/>
+        </w:rPr>
         <w:t>Must know</w:t>
       </w:r>
     </w:p>
@@ -31,15 +40,24 @@
         <w:pStyle w:val="ListBullet"/>
       </w:pPr>
       <w:r>
+        <w:rPr>
+          <w:b w:val="0"/>
+          <w:i w:val="0"/>
+        </w:rPr>
         <w:t xml:space="preserve">A </w:t>
       </w:r>
       <w:r>
         <w:rPr>
           <w:b/>
+          <w:i w:val="0"/>
         </w:rPr>
         <w:t>development methodology</w:t>
       </w:r>
       <w:r>
+        <w:rPr>
+          <w:b w:val="0"/>
+          <w:i w:val="0"/>
+        </w:rPr>
         <w:t xml:space="preserve"> is the overall approach used to plan, build and manage a software project. Choose it to fit the scenario (clarity of requirements, budget, deadline, risk, team).</w:t>
       </w:r>
     </w:p>
@@ -50,46 +68,71 @@
       <w:r>
         <w:rPr>
           <w:b/>
+          <w:i w:val="0"/>
         </w:rPr>
         <w:t>Waterfall</w:t>
       </w:r>
       <w:r>
+        <w:rPr>
+          <w:b w:val="0"/>
+          <w:i w:val="0"/>
+        </w:rPr>
         <w:t xml:space="preserve"> is </w:t>
       </w:r>
       <w:r>
         <w:rPr>
           <w:b/>
+          <w:i w:val="0"/>
         </w:rPr>
         <w:t>linear/sequential</w:t>
       </w:r>
       <w:r>
+        <w:rPr>
+          <w:b w:val="0"/>
+          <w:i w:val="0"/>
+        </w:rPr>
         <w:t xml:space="preserve"> — each stage is fully completed before the next. Simple and well documented, but </w:t>
       </w:r>
       <w:r>
         <w:rPr>
           <w:b/>
+          <w:i w:val="0"/>
         </w:rPr>
         <w:t>inflexible</w:t>
       </w:r>
       <w:r>
+        <w:rPr>
+          <w:b w:val="0"/>
+          <w:i w:val="0"/>
+        </w:rPr>
         <w:t xml:space="preserve"> and the client only sees the product at the </w:t>
       </w:r>
       <w:r>
         <w:rPr>
           <w:b/>
+          <w:i w:val="0"/>
         </w:rPr>
         <w:t>end</w:t>
       </w:r>
       <w:r>
+        <w:rPr>
+          <w:b w:val="0"/>
+          <w:i w:val="0"/>
+        </w:rPr>
         <w:t xml:space="preserve">. Use when requirements are </w:t>
       </w:r>
       <w:r>
         <w:rPr>
           <w:b/>
+          <w:i w:val="0"/>
         </w:rPr>
         <w:t>fixed and clear</w:t>
       </w:r>
       <w:r>
+        <w:rPr>
+          <w:b w:val="0"/>
+          <w:i w:val="0"/>
+        </w:rPr>
         <w:t>.</w:t>
       </w:r>
     </w:p>
@@ -100,37 +143,57 @@
       <w:r>
         <w:rPr>
           <w:b/>
+          <w:i w:val="0"/>
         </w:rPr>
         <w:t>Agile</w:t>
       </w:r>
       <w:r>
+        <w:rPr>
+          <w:b w:val="0"/>
+          <w:i w:val="0"/>
+        </w:rPr>
         <w:t xml:space="preserve"> delivers </w:t>
       </w:r>
       <w:r>
         <w:rPr>
           <w:b/>
+          <w:i w:val="0"/>
         </w:rPr>
         <w:t>iterative increments</w:t>
       </w:r>
       <w:r>
+        <w:rPr>
+          <w:b w:val="0"/>
+          <w:i w:val="0"/>
+        </w:rPr>
         <w:t xml:space="preserve"> with </w:t>
       </w:r>
       <w:r>
         <w:rPr>
           <w:b/>
+          <w:i w:val="0"/>
         </w:rPr>
         <w:t>continuous client feedback</w:t>
       </w:r>
       <w:r>
+        <w:rPr>
+          <w:b w:val="0"/>
+          <w:i w:val="0"/>
+        </w:rPr>
         <w:t xml:space="preserve">, so changing requirements are built into later cycles. Flexible but with lighter documentation and less predictable cost/time. Use when requirements are </w:t>
       </w:r>
       <w:r>
         <w:rPr>
           <w:b/>
+          <w:i w:val="0"/>
         </w:rPr>
         <w:t>unclear or likely to change</w:t>
       </w:r>
       <w:r>
+        <w:rPr>
+          <w:b w:val="0"/>
+          <w:i w:val="0"/>
+        </w:rPr>
         <w:t>.</w:t>
       </w:r>
     </w:p>
@@ -141,19 +204,29 @@
       <w:r>
         <w:rPr>
           <w:b/>
+          <w:i w:val="0"/>
         </w:rPr>
         <w:t>Extreme programming (XP)</w:t>
       </w:r>
       <w:r>
+        <w:rPr>
+          <w:b w:val="0"/>
+          <w:i w:val="0"/>
+        </w:rPr>
         <w:t xml:space="preserve"> is Agile plus </w:t>
       </w:r>
       <w:r>
         <w:rPr>
           <w:b/>
+          <w:i w:val="0"/>
         </w:rPr>
         <w:t>pair programming</w:t>
       </w:r>
       <w:r>
+        <w:rPr>
+          <w:b w:val="0"/>
+          <w:i w:val="0"/>
+        </w:rPr>
         <w:t>, constant/test-driven testing and a customer in the team — very high code quality but staff-intensive.</w:t>
       </w:r>
     </w:p>
@@ -164,28 +237,43 @@
       <w:r>
         <w:rPr>
           <w:b/>
+          <w:i w:val="0"/>
         </w:rPr>
         <w:t>Spiral</w:t>
       </w:r>
       <w:r>
+        <w:rPr>
+          <w:b w:val="0"/>
+          <w:i w:val="0"/>
+        </w:rPr>
         <w:t xml:space="preserve"> is iterative with </w:t>
       </w:r>
       <w:r>
         <w:rPr>
           <w:b/>
+          <w:i w:val="0"/>
         </w:rPr>
         <w:t>risk analysis</w:t>
       </w:r>
       <w:r>
+        <w:rPr>
+          <w:b w:val="0"/>
+          <w:i w:val="0"/>
+        </w:rPr>
         <w:t xml:space="preserve"> at the centre of each loop — best for </w:t>
       </w:r>
       <w:r>
         <w:rPr>
           <w:b/>
+          <w:i w:val="0"/>
         </w:rPr>
         <w:t>large, expensive, high-risk</w:t>
       </w:r>
       <w:r>
+        <w:rPr>
+          <w:b w:val="0"/>
+          <w:i w:val="0"/>
+        </w:rPr>
         <w:t xml:space="preserve"> projects; risks are found early, but it is complex and costly.</w:t>
       </w:r>
     </w:p>
@@ -196,19 +284,29 @@
       <w:r>
         <w:rPr>
           <w:b/>
+          <w:i w:val="0"/>
         </w:rPr>
         <w:t>RAD (Rapid Application Development)</w:t>
       </w:r>
       <w:r>
+        <w:rPr>
+          <w:b w:val="0"/>
+          <w:i w:val="0"/>
+        </w:rPr>
         <w:t xml:space="preserve"> relies on </w:t>
       </w:r>
       <w:r>
         <w:rPr>
           <w:b/>
+          <w:i w:val="0"/>
         </w:rPr>
         <w:t>prototyping</w:t>
       </w:r>
       <w:r>
+        <w:rPr>
+          <w:b w:val="0"/>
+          <w:i w:val="0"/>
+        </w:rPr>
         <w:t xml:space="preserve"> refined by user feedback — fast delivery for vague requirements, but needs skilled developers and committed users and can be less robust.</w:t>
       </w:r>
     </w:p>
@@ -219,55 +317,85 @@
       <w:r>
         <w:rPr>
           <w:b/>
+          <w:i w:val="0"/>
         </w:rPr>
         <w:t>Lifecycle stages (in order):</w:t>
       </w:r>
       <w:r>
+        <w:rPr>
+          <w:b w:val="0"/>
+          <w:i w:val="0"/>
+        </w:rPr>
         <w:t xml:space="preserve"> </w:t>
       </w:r>
       <w:r>
         <w:rPr>
           <w:b/>
+          <w:i w:val="0"/>
         </w:rPr>
         <w:t>Analysis</w:t>
       </w:r>
       <w:r>
+        <w:rPr>
+          <w:b w:val="0"/>
+          <w:i w:val="0"/>
+        </w:rPr>
         <w:t xml:space="preserve"> (investigate the problem, gather requirements, assess feasibility) → </w:t>
       </w:r>
       <w:r>
         <w:rPr>
           <w:b/>
+          <w:i w:val="0"/>
         </w:rPr>
         <w:t>Design</w:t>
       </w:r>
       <w:r>
+        <w:rPr>
+          <w:b w:val="0"/>
+          <w:i w:val="0"/>
+        </w:rPr>
         <w:t xml:space="preserve"> (data structures, algorithms, user interface, inputs/outputs/file formats) → </w:t>
       </w:r>
       <w:r>
         <w:rPr>
           <w:b/>
+          <w:i w:val="0"/>
         </w:rPr>
         <w:t>Development/implementation</w:t>
       </w:r>
       <w:r>
+        <w:rPr>
+          <w:b w:val="0"/>
+          <w:i w:val="0"/>
+        </w:rPr>
         <w:t xml:space="preserve"> (code in modules) → </w:t>
       </w:r>
       <w:r>
         <w:rPr>
           <w:b/>
+          <w:i w:val="0"/>
         </w:rPr>
         <w:t>Testing</w:t>
       </w:r>
       <w:r>
+        <w:rPr>
+          <w:b w:val="0"/>
+          <w:i w:val="0"/>
+        </w:rPr>
         <w:t xml:space="preserve"> (against requirements) → </w:t>
       </w:r>
       <w:r>
         <w:rPr>
           <w:b/>
+          <w:i w:val="0"/>
         </w:rPr>
         <w:t>Evaluation</w:t>
       </w:r>
       <w:r>
+        <w:rPr>
+          <w:b w:val="0"/>
+          <w:i w:val="0"/>
+        </w:rPr>
         <w:t>.</w:t>
       </w:r>
     </w:p>
@@ -278,64 +406,99 @@
       <w:r>
         <w:rPr>
           <w:b/>
+          <w:i w:val="0"/>
         </w:rPr>
         <w:t>Testing</w:t>
       </w:r>
       <w:r>
+        <w:rPr>
+          <w:b w:val="0"/>
+          <w:i w:val="0"/>
+        </w:rPr>
         <w:t xml:space="preserve"> uses three categories of data: </w:t>
       </w:r>
       <w:r>
         <w:rPr>
           <w:b/>
+          <w:i w:val="0"/>
         </w:rPr>
         <w:t>normal/valid</w:t>
       </w:r>
       <w:r>
+        <w:rPr>
+          <w:b w:val="0"/>
+          <w:i w:val="0"/>
+        </w:rPr>
         <w:t xml:space="preserve"> (typical, in-range, should be accepted), </w:t>
       </w:r>
       <w:r>
         <w:rPr>
           <w:b/>
+          <w:i w:val="0"/>
         </w:rPr>
         <w:t>boundary</w:t>
       </w:r>
       <w:r>
+        <w:rPr>
+          <w:b w:val="0"/>
+          <w:i w:val="0"/>
+        </w:rPr>
         <w:t xml:space="preserve"> (values at the </w:t>
       </w:r>
       <w:r>
         <w:rPr>
           <w:b/>
+          <w:i w:val="0"/>
         </w:rPr>
         <w:t>edges</w:t>
       </w:r>
       <w:r>
+        <w:rPr>
+          <w:b w:val="0"/>
+          <w:i w:val="0"/>
+        </w:rPr>
         <w:t xml:space="preserve"> of the acceptable range), and </w:t>
       </w:r>
       <w:r>
         <w:rPr>
           <w:b/>
+          <w:i w:val="0"/>
         </w:rPr>
         <w:t>erroneous/invalid</w:t>
       </w:r>
       <w:r>
+        <w:rPr>
+          <w:b w:val="0"/>
+          <w:i w:val="0"/>
+        </w:rPr>
         <w:t xml:space="preserve"> (outside the range, should be rejected). Also know </w:t>
       </w:r>
       <w:r>
         <w:rPr>
           <w:b/>
+          <w:i w:val="0"/>
         </w:rPr>
         <w:t>alpha</w:t>
       </w:r>
       <w:r>
+        <w:rPr>
+          <w:b w:val="0"/>
+          <w:i w:val="0"/>
+        </w:rPr>
         <w:t xml:space="preserve"> (in-house) and </w:t>
       </w:r>
       <w:r>
         <w:rPr>
           <w:b/>
+          <w:i w:val="0"/>
         </w:rPr>
         <w:t>beta</w:t>
       </w:r>
       <w:r>
+        <w:rPr>
+          <w:b w:val="0"/>
+          <w:i w:val="0"/>
+        </w:rPr>
         <w:t xml:space="preserve"> (real users) testing.</w:t>
       </w:r>
     </w:p>
@@ -346,19 +509,29 @@
       <w:r>
         <w:rPr>
           <w:b/>
+          <w:i w:val="0"/>
         </w:rPr>
         <w:t>Evaluation</w:t>
       </w:r>
       <w:r>
+        <w:rPr>
+          <w:b w:val="0"/>
+          <w:i w:val="0"/>
+        </w:rPr>
         <w:t xml:space="preserve"> judges the finished system against the </w:t>
       </w:r>
       <w:r>
         <w:rPr>
           <w:b/>
+          <w:i w:val="0"/>
         </w:rPr>
         <w:t>original requirements</w:t>
       </w:r>
       <w:r>
+        <w:rPr>
+          <w:b w:val="0"/>
+          <w:i w:val="0"/>
+        </w:rPr>
         <w:t xml:space="preserve"> — is it effective, usable, robust and maintainable?</w:t>
       </w:r>
     </w:p>
@@ -367,6 +540,10 @@
         <w:pStyle w:val="Heading2"/>
       </w:pPr>
       <w:r>
+        <w:rPr>
+          <w:b w:val="0"/>
+          <w:i w:val="0"/>
+        </w:rPr>
         <w:t>Key terms</w:t>
       </w:r>
     </w:p>
@@ -395,6 +572,7 @@
             <w:r>
               <w:rPr>
                 <w:b/>
+                <w:i w:val="0"/>
               </w:rPr>
               <w:t>Term</w:t>
             </w:r>
@@ -414,6 +592,7 @@
             <w:r>
               <w:rPr>
                 <w:b/>
+                <w:i w:val="0"/>
               </w:rPr>
               <w:t>Definition</w:t>
             </w:r>
@@ -428,6 +607,10 @@
           <w:p>
             <w:r/>
             <w:r>
+              <w:rPr>
+                <w:b w:val="0"/>
+                <w:i w:val="0"/>
+              </w:rPr>
               <w:t>Waterfall</w:t>
             </w:r>
           </w:p>
@@ -439,6 +622,10 @@
           <w:p>
             <w:r/>
             <w:r>
+              <w:rPr>
+                <w:b w:val="0"/>
+                <w:i w:val="0"/>
+              </w:rPr>
               <w:t>Linear, sequential methodology completing one stage before the next</w:t>
             </w:r>
           </w:p>
@@ -452,6 +639,10 @@
           <w:p>
             <w:r/>
             <w:r>
+              <w:rPr>
+                <w:b w:val="0"/>
+                <w:i w:val="0"/>
+              </w:rPr>
               <w:t>Agile</w:t>
             </w:r>
           </w:p>
@@ -463,6 +654,10 @@
           <w:p>
             <w:r/>
             <w:r>
+              <w:rPr>
+                <w:b w:val="0"/>
+                <w:i w:val="0"/>
+              </w:rPr>
               <w:t>Iterative increments with continuous client feedback</w:t>
             </w:r>
           </w:p>
@@ -476,6 +671,10 @@
           <w:p>
             <w:r/>
             <w:r>
+              <w:rPr>
+                <w:b w:val="0"/>
+                <w:i w:val="0"/>
+              </w:rPr>
               <w:t>Extreme programming (XP)</w:t>
             </w:r>
           </w:p>
@@ -487,6 +686,10 @@
           <w:p>
             <w:r/>
             <w:r>
+              <w:rPr>
+                <w:b w:val="0"/>
+                <w:i w:val="0"/>
+              </w:rPr>
               <w:t>Agile with pair programming and constant/test-driven testing</w:t>
             </w:r>
           </w:p>
@@ -500,6 +703,10 @@
           <w:p>
             <w:r/>
             <w:r>
+              <w:rPr>
+                <w:b w:val="0"/>
+                <w:i w:val="0"/>
+              </w:rPr>
               <w:t>Spiral</w:t>
             </w:r>
           </w:p>
@@ -511,6 +718,10 @@
           <w:p>
             <w:r/>
             <w:r>
+              <w:rPr>
+                <w:b w:val="0"/>
+                <w:i w:val="0"/>
+              </w:rPr>
               <w:t>Iterative methodology with risk analysis at the centre of each loop</w:t>
             </w:r>
           </w:p>
@@ -524,6 +735,10 @@
           <w:p>
             <w:r/>
             <w:r>
+              <w:rPr>
+                <w:b w:val="0"/>
+                <w:i w:val="0"/>
+              </w:rPr>
               <w:t>RAD</w:t>
             </w:r>
           </w:p>
@@ -535,6 +750,10 @@
           <w:p>
             <w:r/>
             <w:r>
+              <w:rPr>
+                <w:b w:val="0"/>
+                <w:i w:val="0"/>
+              </w:rPr>
               <w:t>Rapid prototyping refined by user feedback</w:t>
             </w:r>
           </w:p>
@@ -548,6 +767,10 @@
           <w:p>
             <w:r/>
             <w:r>
+              <w:rPr>
+                <w:b w:val="0"/>
+                <w:i w:val="0"/>
+              </w:rPr>
               <w:t>Boundary data</w:t>
             </w:r>
           </w:p>
@@ -559,6 +782,10 @@
           <w:p>
             <w:r/>
             <w:r>
+              <w:rPr>
+                <w:b w:val="0"/>
+                <w:i w:val="0"/>
+              </w:rPr>
               <w:t>Test values at the edges of the acceptable range</w:t>
             </w:r>
           </w:p>
@@ -572,6 +799,10 @@
           <w:p>
             <w:r/>
             <w:r>
+              <w:rPr>
+                <w:b w:val="0"/>
+                <w:i w:val="0"/>
+              </w:rPr>
               <w:t>Erroneous data</w:t>
             </w:r>
           </w:p>
@@ -583,6 +814,10 @@
           <w:p>
             <w:r/>
             <w:r>
+              <w:rPr>
+                <w:b w:val="0"/>
+                <w:i w:val="0"/>
+              </w:rPr>
               <w:t>Invalid test values outside the acceptable range, to be rejected</w:t>
             </w:r>
           </w:p>
@@ -596,6 +831,10 @@
           <w:p>
             <w:r/>
             <w:r>
+              <w:rPr>
+                <w:b w:val="0"/>
+                <w:i w:val="0"/>
+              </w:rPr>
               <w:t>Evaluation</w:t>
             </w:r>
           </w:p>
@@ -607,6 +846,10 @@
           <w:p>
             <w:r/>
             <w:r>
+              <w:rPr>
+                <w:b w:val="0"/>
+                <w:i w:val="0"/>
+              </w:rPr>
               <w:t>Judging the finished system against the original requirements</w:t>
             </w:r>
           </w:p>
@@ -619,17 +862,26 @@
         <w:pStyle w:val="Heading2"/>
       </w:pPr>
       <w:r>
+        <w:rPr>
+          <w:b w:val="0"/>
+          <w:i w:val="0"/>
+        </w:rPr>
         <w:t>Worked example / how to — matching a methodology to a scenario</w:t>
       </w:r>
     </w:p>
     <w:p>
       <w:r>
         <w:rPr>
+          <w:b w:val="0"/>
           <w:i/>
         </w:rPr>
         <w:t>Scenario:</w:t>
       </w:r>
       <w:r>
+        <w:rPr>
+          <w:b w:val="0"/>
+          <w:i w:val="0"/>
+        </w:rPr>
         <w:t xml:space="preserve"> a new mobile app; requirements are unclear and expected to change as users see early versions; modest budget; small, skilled team.</w:t>
       </w:r>
     </w:p>
@@ -638,33 +890,52 @@
         <w:pStyle w:val="ListBullet"/>
       </w:pPr>
       <w:r>
+        <w:rPr>
+          <w:b w:val="0"/>
+          <w:i w:val="0"/>
+        </w:rPr>
         <w:t xml:space="preserve">Recommend </w:t>
       </w:r>
       <w:r>
         <w:rPr>
           <w:b/>
+          <w:i w:val="0"/>
         </w:rPr>
         <w:t>Agile</w:t>
       </w:r>
       <w:r>
+        <w:rPr>
+          <w:b w:val="0"/>
+          <w:i w:val="0"/>
+        </w:rPr>
         <w:t xml:space="preserve"> (or RAD): its </w:t>
       </w:r>
       <w:r>
         <w:rPr>
           <w:b/>
+          <w:i w:val="0"/>
         </w:rPr>
         <w:t>iterative increments</w:t>
       </w:r>
       <w:r>
+        <w:rPr>
+          <w:b w:val="0"/>
+          <w:i w:val="0"/>
+        </w:rPr>
         <w:t xml:space="preserve"> and </w:t>
       </w:r>
       <w:r>
         <w:rPr>
           <w:b/>
+          <w:i w:val="0"/>
         </w:rPr>
         <w:t>continuous user feedback</w:t>
       </w:r>
       <w:r>
+        <w:rPr>
+          <w:b w:val="0"/>
+          <w:i w:val="0"/>
+        </w:rPr>
         <w:t xml:space="preserve"> let evolving ideas be added each cycle rather than fixed up front.</w:t>
       </w:r>
     </w:p>
@@ -673,24 +944,38 @@
         <w:pStyle w:val="ListBullet"/>
       </w:pPr>
       <w:r>
+        <w:rPr>
+          <w:b w:val="0"/>
+          <w:i w:val="0"/>
+        </w:rPr>
         <w:t xml:space="preserve">The </w:t>
       </w:r>
       <w:r>
         <w:rPr>
           <w:b/>
+          <w:i w:val="0"/>
         </w:rPr>
         <w:t>small, skilled team</w:t>
       </w:r>
       <w:r>
+        <w:rPr>
+          <w:b w:val="0"/>
+          <w:i w:val="0"/>
+        </w:rPr>
         <w:t xml:space="preserve"> copes with Agile's lighter documentation; the </w:t>
       </w:r>
       <w:r>
         <w:rPr>
           <w:b/>
+          <w:i w:val="0"/>
         </w:rPr>
         <w:t>modest budget/short timescale</w:t>
       </w:r>
       <w:r>
+        <w:rPr>
+          <w:b w:val="0"/>
+          <w:i w:val="0"/>
+        </w:rPr>
         <w:t xml:space="preserve"> suits it better than heavily documented Waterfall, which would lock requirements too early.</w:t>
       </w:r>
     </w:p>
@@ -700,11 +985,16 @@
       </w:pPr>
       <w:r>
         <w:rPr>
+          <w:b w:val="0"/>
           <w:i/>
         </w:rPr>
         <w:t>Justify against the scenario clues</w:t>
       </w:r>
       <w:r>
+        <w:rPr>
+          <w:b w:val="0"/>
+          <w:i w:val="0"/>
+        </w:rPr>
         <w:t xml:space="preserve"> — pure description caps the marks.</w:t>
       </w:r>
     </w:p>
@@ -713,6 +1003,10 @@
         <w:pStyle w:val="Heading2"/>
       </w:pPr>
       <w:r>
+        <w:rPr>
+          <w:b w:val="0"/>
+          <w:i w:val="0"/>
+        </w:rPr>
         <w:t>Exam tips</w:t>
       </w:r>
     </w:p>
@@ -721,24 +1015,38 @@
         <w:pStyle w:val="ListBullet"/>
       </w:pPr>
       <w:r>
+        <w:rPr>
+          <w:b w:val="0"/>
+          <w:i w:val="0"/>
+        </w:rPr>
         <w:t xml:space="preserve">Methodology questions are </w:t>
       </w:r>
       <w:r>
         <w:rPr>
           <w:b/>
+          <w:i w:val="0"/>
         </w:rPr>
         <w:t>AO2/AO3</w:t>
       </w:r>
       <w:r>
+        <w:rPr>
+          <w:b w:val="0"/>
+          <w:i w:val="0"/>
+        </w:rPr>
         <w:t xml:space="preserve">: apply and </w:t>
       </w:r>
       <w:r>
         <w:rPr>
           <w:b/>
+          <w:i w:val="0"/>
         </w:rPr>
         <w:t>justify</w:t>
       </w:r>
       <w:r>
+        <w:rPr>
+          <w:b w:val="0"/>
+          <w:i w:val="0"/>
+        </w:rPr>
         <w:t xml:space="preserve"> your choice using scenario clues (budget, deadline, clarity of requirements, risk, team size).</w:t>
       </w:r>
     </w:p>
@@ -747,15 +1055,24 @@
         <w:pStyle w:val="ListBullet"/>
       </w:pPr>
       <w:r>
+        <w:rPr>
+          <w:b w:val="0"/>
+          <w:i w:val="0"/>
+        </w:rPr>
         <w:t xml:space="preserve">Learn the lifecycle stages </w:t>
       </w:r>
       <w:r>
         <w:rPr>
           <w:b/>
+          <w:i w:val="0"/>
         </w:rPr>
         <w:t>in order</w:t>
       </w:r>
       <w:r>
+        <w:rPr>
+          <w:b w:val="0"/>
+          <w:i w:val="0"/>
+        </w:rPr>
         <w:t xml:space="preserve"> and one or two concrete tasks for each.</w:t>
       </w:r>
     </w:p>
@@ -764,24 +1081,38 @@
         <w:pStyle w:val="ListBullet"/>
       </w:pPr>
       <w:r>
+        <w:rPr>
+          <w:b w:val="0"/>
+          <w:i w:val="0"/>
+        </w:rPr>
         <w:t xml:space="preserve">Name all </w:t>
       </w:r>
       <w:r>
         <w:rPr>
           <w:b/>
+          <w:i w:val="0"/>
         </w:rPr>
         <w:t>three test-data categories</w:t>
       </w:r>
       <w:r>
+        <w:rPr>
+          <w:b w:val="0"/>
+          <w:i w:val="0"/>
+        </w:rPr>
         <w:t xml:space="preserve"> and give a clear example of each — boundary means the </w:t>
       </w:r>
       <w:r>
         <w:rPr>
           <w:b/>
+          <w:i w:val="0"/>
         </w:rPr>
         <w:t>edge</w:t>
       </w:r>
       <w:r>
+        <w:rPr>
+          <w:b w:val="0"/>
+          <w:i w:val="0"/>
+        </w:rPr>
         <w:t xml:space="preserve"> value, not "just outside".</w:t>
       </w:r>
     </w:p>
@@ -790,24 +1121,38 @@
         <w:pStyle w:val="ListBullet"/>
       </w:pPr>
       <w:r>
+        <w:rPr>
+          <w:b w:val="0"/>
+          <w:i w:val="0"/>
+        </w:rPr>
         <w:t xml:space="preserve">For Spiral, always link </w:t>
       </w:r>
       <w:r>
         <w:rPr>
           <w:b/>
+          <w:i w:val="0"/>
         </w:rPr>
         <w:t>risk analysis each loop</w:t>
       </w:r>
       <w:r>
+        <w:rPr>
+          <w:b w:val="0"/>
+          <w:i w:val="0"/>
+        </w:rPr>
         <w:t xml:space="preserve"> to catching costly problems early on </w:t>
       </w:r>
       <w:r>
         <w:rPr>
           <w:b/>
+          <w:i w:val="0"/>
         </w:rPr>
         <w:t>high-risk/high-cost</w:t>
       </w:r>
       <w:r>
+        <w:rPr>
+          <w:b w:val="0"/>
+          <w:i w:val="0"/>
+        </w:rPr>
         <w:t xml:space="preserve"> projects.</w:t>
       </w:r>
     </w:p>
